--- a/data/ai_paras/AI_para_91.docx
+++ b/data/ai_paras/AI_para_91.docx
@@ -4,7 +4,7 @@
   <w:body>
     <w:p>
       <w:r>
-        <w:t>Care coordinators play a crucial role in addressing the multifaceted needs of homeless patients and their families by establishing priorities that cater to their unique challenges. These professionals are tasked with navigating complex healthcare and social service systems to provide comprehensive support tailored to individual circumstances. In recognizing the myriad of interconnected issues faced by homeless populations, such as mental health concerns, substance use disorders, and chronic medical conditions, care coordinators must prioritize interventions that promote stability and recovery. Understanding the significance of these priorities involves integrating both immediate necessities, like securing temporary housing, and long-term goals, such as achieving sustainable health outcomes. By setting relevant priorities, care coordinators can effectively guide homeless individuals and families through a personalized care journey, fostering a pathway toward improved quality of life.</w:t>
+        <w:t>A care coordinator's primary priorities when working with homeless individuals and families revolve around addressing their immediate needs, which include housing stability, access to healthcare, and nutrition. Housing stability is essential as it provides a foundation for other interventions and reduces the stressors associated with homelessness (Ref-s824771). Access to healthcare is equally critical, as homeless individuals often face barriers in obtaining necessary medical services due to financial constraints and lack of permanent residence (Ref-s824771). Ensuring nutritional support is vital to address the prevalent issue of food insecurity, which can impact physical health and recovery from illnesses. By focusing on these fundamental priorities, care coordinators can create a supportive environment that fosters the well-being and recovery of homeless individuals and families, setting the stage for more sustainable, long-term outcomes in their care journey.</w:t>
       </w:r>
     </w:p>
     <w:sectPr>
